--- a/PROYECTO FINAL/proyecto.docx
+++ b/PROYECTO FINAL/proyecto.docx
@@ -208,7 +208,7 @@
                                   <w:spacing w:line="192" w:lineRule="auto"/>
                                   <w:jc w:val="center"/>
                                   <w:rPr>
-                                    <w:rFonts w:ascii="Code" w:eastAsia="SimSun" w:hAnsi="Code" w:cs="Leelawadee"/>
+                                    <w:rFonts w:ascii="Code" w:eastAsia="SimSun" w:hAnsi="Code" w:cs="Leelawadee" w:hint="eastAsia"/>
                                     <w:b/>
                                     <w:bCs/>
                                     <w:color w:val="FFFFFF"/>
@@ -333,7 +333,7 @@
                             <w:spacing w:line="192" w:lineRule="auto"/>
                             <w:jc w:val="center"/>
                             <w:rPr>
-                              <w:rFonts w:ascii="Code" w:eastAsia="SimSun" w:hAnsi="Code" w:cs="Leelawadee"/>
+                              <w:rFonts w:ascii="Code" w:eastAsia="SimSun" w:hAnsi="Code" w:cs="Leelawadee" w:hint="eastAsia"/>
                               <w:b/>
                               <w:bCs/>
                               <w:color w:val="FFFFFF"/>
@@ -500,6 +500,15 @@
     </w:sdt>
     <w:sdt>
       <w:sdtPr>
+        <w:rPr>
+          <w:rFonts w:asciiTheme="minorHAnsi" w:eastAsiaTheme="minorHAnsi" w:hAnsiTheme="minorHAnsi" w:cstheme="minorBidi"/>
+          <w:color w:val="auto"/>
+          <w:kern w:val="2"/>
+          <w:sz w:val="24"/>
+          <w:szCs w:val="24"/>
+          <w:lang w:eastAsia="en-US"/>
+          <w14:ligatures w14:val="standardContextual"/>
+        </w:rPr>
         <w:id w:val="1688249434"/>
         <w:docPartObj>
           <w:docPartGallery w:val="Table of Contents"/>
@@ -508,15 +517,8 @@
       </w:sdtPr>
       <w:sdtEndPr>
         <w:rPr>
-          <w:rFonts w:asciiTheme="minorHAnsi" w:eastAsiaTheme="minorHAnsi" w:hAnsiTheme="minorHAnsi" w:cstheme="minorBidi"/>
           <w:b/>
           <w:bCs/>
-          <w:color w:val="auto"/>
-          <w:kern w:val="2"/>
-          <w:sz w:val="24"/>
-          <w:szCs w:val="24"/>
-          <w:lang w:eastAsia="en-US"/>
-          <w14:ligatures w14:val="standardContextual"/>
         </w:rPr>
       </w:sdtEndPr>
       <w:sdtContent>
@@ -529,6 +531,17 @@
           </w:r>
         </w:p>
         <w:p>
+          <w:pPr>
+            <w:pStyle w:val="TDC1"/>
+            <w:tabs>
+              <w:tab w:val="right" w:leader="dot" w:pos="9736"/>
+            </w:tabs>
+            <w:rPr>
+              <w:rFonts w:eastAsiaTheme="minorEastAsia"/>
+              <w:noProof/>
+              <w:lang w:eastAsia="es-ES"/>
+            </w:rPr>
+          </w:pPr>
           <w:r>
             <w:fldChar w:fldCharType="begin"/>
           </w:r>
@@ -538,14 +551,323 @@
           <w:r>
             <w:fldChar w:fldCharType="separate"/>
           </w:r>
-          <w:r>
+          <w:hyperlink w:anchor="_Toc225078781" w:history="1">
+            <w:r>
+              <w:rPr>
+                <w:rStyle w:val="Hipervnculo"/>
+                <w:noProof/>
+              </w:rPr>
+              <w:t>Crear un proyecto Java llamado ValenbiciAPI</w:t>
+            </w:r>
+            <w:r>
+              <w:rPr>
+                <w:noProof/>
+                <w:webHidden/>
+              </w:rPr>
+              <w:tab/>
+            </w:r>
+            <w:r>
+              <w:rPr>
+                <w:noProof/>
+                <w:webHidden/>
+              </w:rPr>
+              <w:fldChar w:fldCharType="begin"/>
+            </w:r>
+            <w:r>
+              <w:rPr>
+                <w:noProof/>
+                <w:webHidden/>
+              </w:rPr>
+              <w:instrText xml:space="preserve"> PAGEREF _Toc225078781 \h </w:instrText>
+            </w:r>
+            <w:r>
+              <w:rPr>
+                <w:noProof/>
+                <w:webHidden/>
+              </w:rPr>
+            </w:r>
+            <w:r>
+              <w:rPr>
+                <w:noProof/>
+                <w:webHidden/>
+              </w:rPr>
+              <w:fldChar w:fldCharType="separate"/>
+            </w:r>
+            <w:r>
+              <w:rPr>
+                <w:noProof/>
+                <w:webHidden/>
+              </w:rPr>
+              <w:t>2</w:t>
+            </w:r>
+            <w:r>
+              <w:rPr>
+                <w:noProof/>
+                <w:webHidden/>
+              </w:rPr>
+              <w:fldChar w:fldCharType="end"/>
+            </w:r>
+          </w:hyperlink>
+        </w:p>
+        <w:p>
+          <w:pPr>
+            <w:pStyle w:val="TDC2"/>
+            <w:tabs>
+              <w:tab w:val="left" w:pos="720"/>
+              <w:tab w:val="right" w:leader="dot" w:pos="9736"/>
+            </w:tabs>
             <w:rPr>
-              <w:b/>
-              <w:bCs/>
+              <w:rFonts w:eastAsiaTheme="minorEastAsia"/>
               <w:noProof/>
+              <w:lang w:eastAsia="es-ES"/>
             </w:rPr>
-            <w:t>No se encontraron entradas de tabla de contenido.</w:t>
-          </w:r>
+          </w:pPr>
+          <w:hyperlink w:anchor="_Toc225078782" w:history="1">
+            <w:r>
+              <w:rPr>
+                <w:rStyle w:val="Hipervnculo"/>
+                <w:noProof/>
+              </w:rPr>
+              <w:t>1.</w:t>
+            </w:r>
+            <w:r>
+              <w:rPr>
+                <w:rFonts w:eastAsiaTheme="minorEastAsia"/>
+                <w:noProof/>
+                <w:lang w:eastAsia="es-ES"/>
+              </w:rPr>
+              <w:tab/>
+            </w:r>
+            <w:r>
+              <w:rPr>
+                <w:rStyle w:val="Hipervnculo"/>
+                <w:noProof/>
+              </w:rPr>
+              <w:t>Introducción de la tarea</w:t>
+            </w:r>
+            <w:r>
+              <w:rPr>
+                <w:noProof/>
+                <w:webHidden/>
+              </w:rPr>
+              <w:tab/>
+            </w:r>
+            <w:r>
+              <w:rPr>
+                <w:noProof/>
+                <w:webHidden/>
+              </w:rPr>
+              <w:fldChar w:fldCharType="begin"/>
+            </w:r>
+            <w:r>
+              <w:rPr>
+                <w:noProof/>
+                <w:webHidden/>
+              </w:rPr>
+              <w:instrText xml:space="preserve"> PAGEREF _Toc225078782 \h </w:instrText>
+            </w:r>
+            <w:r>
+              <w:rPr>
+                <w:noProof/>
+                <w:webHidden/>
+              </w:rPr>
+            </w:r>
+            <w:r>
+              <w:rPr>
+                <w:noProof/>
+                <w:webHidden/>
+              </w:rPr>
+              <w:fldChar w:fldCharType="separate"/>
+            </w:r>
+            <w:r>
+              <w:rPr>
+                <w:noProof/>
+                <w:webHidden/>
+              </w:rPr>
+              <w:t>2</w:t>
+            </w:r>
+            <w:r>
+              <w:rPr>
+                <w:noProof/>
+                <w:webHidden/>
+              </w:rPr>
+              <w:fldChar w:fldCharType="end"/>
+            </w:r>
+          </w:hyperlink>
+        </w:p>
+        <w:p>
+          <w:pPr>
+            <w:pStyle w:val="TDC2"/>
+            <w:tabs>
+              <w:tab w:val="left" w:pos="720"/>
+              <w:tab w:val="right" w:leader="dot" w:pos="9736"/>
+            </w:tabs>
+            <w:rPr>
+              <w:rFonts w:eastAsiaTheme="minorEastAsia"/>
+              <w:noProof/>
+              <w:lang w:eastAsia="es-ES"/>
+            </w:rPr>
+          </w:pPr>
+          <w:hyperlink w:anchor="_Toc225078783" w:history="1">
+            <w:r>
+              <w:rPr>
+                <w:rStyle w:val="Hipervnculo"/>
+                <w:noProof/>
+              </w:rPr>
+              <w:t>2.</w:t>
+            </w:r>
+            <w:r>
+              <w:rPr>
+                <w:rFonts w:eastAsiaTheme="minorEastAsia"/>
+                <w:noProof/>
+                <w:lang w:eastAsia="es-ES"/>
+              </w:rPr>
+              <w:tab/>
+            </w:r>
+            <w:r>
+              <w:rPr>
+                <w:rStyle w:val="Hipervnculo"/>
+                <w:noProof/>
+              </w:rPr>
+              <w:t>Solución del código solicitado (Captura de pantalla .java)</w:t>
+            </w:r>
+            <w:r>
+              <w:rPr>
+                <w:noProof/>
+                <w:webHidden/>
+              </w:rPr>
+              <w:tab/>
+            </w:r>
+            <w:r>
+              <w:rPr>
+                <w:noProof/>
+                <w:webHidden/>
+              </w:rPr>
+              <w:fldChar w:fldCharType="begin"/>
+            </w:r>
+            <w:r>
+              <w:rPr>
+                <w:noProof/>
+                <w:webHidden/>
+              </w:rPr>
+              <w:instrText xml:space="preserve"> PAGEREF _Toc225078783 \h </w:instrText>
+            </w:r>
+            <w:r>
+              <w:rPr>
+                <w:noProof/>
+                <w:webHidden/>
+              </w:rPr>
+            </w:r>
+            <w:r>
+              <w:rPr>
+                <w:noProof/>
+                <w:webHidden/>
+              </w:rPr>
+              <w:fldChar w:fldCharType="separate"/>
+            </w:r>
+            <w:r>
+              <w:rPr>
+                <w:noProof/>
+                <w:webHidden/>
+              </w:rPr>
+              <w:t>2</w:t>
+            </w:r>
+            <w:r>
+              <w:rPr>
+                <w:noProof/>
+                <w:webHidden/>
+              </w:rPr>
+              <w:fldChar w:fldCharType="end"/>
+            </w:r>
+          </w:hyperlink>
+        </w:p>
+        <w:p>
+          <w:pPr>
+            <w:pStyle w:val="TDC2"/>
+            <w:tabs>
+              <w:tab w:val="left" w:pos="720"/>
+              <w:tab w:val="right" w:leader="dot" w:pos="9736"/>
+            </w:tabs>
+            <w:rPr>
+              <w:rFonts w:eastAsiaTheme="minorEastAsia"/>
+              <w:noProof/>
+              <w:lang w:eastAsia="es-ES"/>
+            </w:rPr>
+          </w:pPr>
+          <w:hyperlink w:anchor="_Toc225078784" w:history="1">
+            <w:r>
+              <w:rPr>
+                <w:rStyle w:val="Hipervnculo"/>
+                <w:noProof/>
+              </w:rPr>
+              <w:t>3.</w:t>
+            </w:r>
+            <w:r>
+              <w:rPr>
+                <w:rFonts w:eastAsiaTheme="minorEastAsia"/>
+                <w:noProof/>
+                <w:lang w:eastAsia="es-ES"/>
+              </w:rPr>
+              <w:tab/>
+            </w:r>
+            <w:r>
+              <w:rPr>
+                <w:rStyle w:val="Hipervnculo"/>
+                <w:noProof/>
+              </w:rPr>
+              <w:t>Captura de pantalla del proyecto subido en Github</w:t>
+            </w:r>
+            <w:r>
+              <w:rPr>
+                <w:noProof/>
+                <w:webHidden/>
+              </w:rPr>
+              <w:tab/>
+            </w:r>
+            <w:r>
+              <w:rPr>
+                <w:noProof/>
+                <w:webHidden/>
+              </w:rPr>
+              <w:fldChar w:fldCharType="begin"/>
+            </w:r>
+            <w:r>
+              <w:rPr>
+                <w:noProof/>
+                <w:webHidden/>
+              </w:rPr>
+              <w:instrText xml:space="preserve"> PAGEREF _Toc225078784 \h </w:instrText>
+            </w:r>
+            <w:r>
+              <w:rPr>
+                <w:noProof/>
+                <w:webHidden/>
+              </w:rPr>
+            </w:r>
+            <w:r>
+              <w:rPr>
+                <w:noProof/>
+                <w:webHidden/>
+              </w:rPr>
+              <w:fldChar w:fldCharType="separate"/>
+            </w:r>
+            <w:r>
+              <w:rPr>
+                <w:noProof/>
+                <w:webHidden/>
+              </w:rPr>
+              <w:t>5</w:t>
+            </w:r>
+            <w:r>
+              <w:rPr>
+                <w:noProof/>
+                <w:webHidden/>
+              </w:rPr>
+              <w:fldChar w:fldCharType="end"/>
+            </w:r>
+          </w:hyperlink>
+        </w:p>
+        <w:p>
           <w:r>
             <w:rPr>
               <w:b/>
@@ -565,38 +887,31 @@
       <w:pPr>
         <w:pStyle w:val="Ttulo1"/>
       </w:pPr>
+      <w:bookmarkStart w:id="0" w:name="_Toc225078781"/>
       <w:r>
         <w:lastRenderedPageBreak/>
-        <w:t xml:space="preserve">Tarea 1-Crear un proyecto Java llamado </w:t>
+        <w:t xml:space="preserve">Crear un proyecto Java llamado </w:t>
       </w:r>
       <w:proofErr w:type="spellStart"/>
       <w:r>
         <w:t>ValenbiciAPI</w:t>
       </w:r>
-      <w:proofErr w:type="spellEnd"/>
-    </w:p>
-    <w:p>
-      <w:pPr>
+      <w:bookmarkEnd w:id="0"/>
+      <w:proofErr w:type="spellEnd"/>
+    </w:p>
+    <w:p>
+      <w:pPr>
+        <w:pStyle w:val="Ttulo2"/>
         <w:numPr>
           <w:ilvl w:val="0"/>
-          <w:numId w:val="3"/>
+          <w:numId w:val="6"/>
         </w:numPr>
-        <w:rPr>
-          <w:rFonts w:asciiTheme="majorHAnsi" w:eastAsiaTheme="majorEastAsia" w:hAnsiTheme="majorHAnsi" w:cstheme="majorBidi"/>
-          <w:color w:val="0F4761" w:themeColor="accent1" w:themeShade="BF"/>
-          <w:sz w:val="32"/>
-          <w:szCs w:val="32"/>
-        </w:rPr>
-      </w:pPr>
-      <w:r>
-        <w:rPr>
-          <w:rFonts w:asciiTheme="majorHAnsi" w:eastAsiaTheme="majorEastAsia" w:hAnsiTheme="majorHAnsi" w:cstheme="majorBidi"/>
-          <w:color w:val="0F4761" w:themeColor="accent1" w:themeShade="BF"/>
-          <w:sz w:val="32"/>
-          <w:szCs w:val="32"/>
-        </w:rPr>
+      </w:pPr>
+      <w:bookmarkStart w:id="1" w:name="_Toc225078782"/>
+      <w:r>
         <w:t>Introducción de la tarea</w:t>
       </w:r>
+      <w:bookmarkEnd w:id="1"/>
     </w:p>
     <w:p>
       <w:r>
@@ -706,18 +1021,23 @@
         <w:pStyle w:val="Ttulo2"/>
         <w:numPr>
           <w:ilvl w:val="0"/>
-          <w:numId w:val="3"/>
+          <w:numId w:val="6"/>
         </w:numPr>
       </w:pPr>
+      <w:bookmarkStart w:id="2" w:name="_Toc225078783"/>
       <w:r>
         <w:t>Solución del código solicitado (Captura de pantalla .java</w:t>
       </w:r>
       <w:r>
         <w:t>)</w:t>
       </w:r>
-    </w:p>
-    <w:p>
-      <w:r>
+      <w:bookmarkEnd w:id="2"/>
+    </w:p>
+    <w:p>
+      <w:r>
+        <w:rPr>
+          <w:noProof/>
+        </w:rPr>
         <w:drawing>
           <wp:inline distT="0" distB="0" distL="0" distR="0" wp14:anchorId="320C47DC" wp14:editId="016B612E">
             <wp:extent cx="6188710" cy="3272155"/>
@@ -1473,15 +1793,7 @@
       </w:r>
       <w:proofErr w:type="spellEnd"/>
       <w:r>
-        <w:t xml:space="preserve"> </w:t>
-      </w:r>
-      <w:proofErr w:type="spellStart"/>
-      <w:r>
-        <w:t>resultsArray</w:t>
-      </w:r>
-      <w:proofErr w:type="spellEnd"/>
-      <w:r>
-        <w:t xml:space="preserve"> = </w:t>
+        <w:t xml:space="preserve"> resultsArray = </w:t>
       </w:r>
       <w:proofErr w:type="spellStart"/>
       <w:r>
@@ -1540,15 +1852,7 @@
       </w:r>
       <w:proofErr w:type="spellEnd"/>
       <w:r>
-        <w:t xml:space="preserve"> </w:t>
-      </w:r>
-      <w:proofErr w:type="spellStart"/>
-      <w:r>
-        <w:t>estacion</w:t>
-      </w:r>
-      <w:proofErr w:type="spellEnd"/>
-      <w:r>
-        <w:t xml:space="preserve"> = </w:t>
+        <w:t xml:space="preserve"> estacion = </w:t>
       </w:r>
       <w:proofErr w:type="spellStart"/>
       <w:r>
@@ -1570,7 +1874,71 @@
       </w:r>
       <w:proofErr w:type="spellEnd"/>
       <w:r>
-        <w:t xml:space="preserve">, </w:t>
+        <w:t>, available, free</w:t>
+      </w:r>
+    </w:p>
+    <w:p>
+      <w:r>
+        <w:t xml:space="preserve">                        String </w:t>
+      </w:r>
+      <w:proofErr w:type="spellStart"/>
+      <w:r>
+        <w:t>nombreEstacion</w:t>
+      </w:r>
+      <w:proofErr w:type="spellEnd"/>
+      <w:r>
+        <w:t xml:space="preserve"> =</w:t>
+      </w:r>
+    </w:p>
+    <w:p>
+      <w:r>
+        <w:t xml:space="preserve">                                </w:t>
+      </w:r>
+      <w:proofErr w:type="spellStart"/>
+      <w:proofErr w:type="gramStart"/>
+      <w:r>
+        <w:t>estacion.optString</w:t>
+      </w:r>
+      <w:proofErr w:type="spellEnd"/>
+      <w:proofErr w:type="gramEnd"/>
+      <w:r>
+        <w:t>("</w:t>
+      </w:r>
+      <w:proofErr w:type="spellStart"/>
+      <w:r>
+        <w:t>address</w:t>
+      </w:r>
+      <w:proofErr w:type="spellEnd"/>
+      <w:r>
+        <w:t>", "Sin nombre");</w:t>
+      </w:r>
+    </w:p>
+    <w:p>
+      <w:r>
+        <w:t xml:space="preserve">                        </w:t>
+      </w:r>
+      <w:proofErr w:type="spellStart"/>
+      <w:r>
+        <w:t>int</w:t>
+      </w:r>
+      <w:proofErr w:type="spellEnd"/>
+      <w:r>
+        <w:t xml:space="preserve"> bicisDisponibles =</w:t>
+      </w:r>
+    </w:p>
+    <w:p>
+      <w:r>
+        <w:t xml:space="preserve">                                </w:t>
+      </w:r>
+      <w:proofErr w:type="spellStart"/>
+      <w:proofErr w:type="gramStart"/>
+      <w:r>
+        <w:t>estacion.optInt</w:t>
+      </w:r>
+      <w:proofErr w:type="spellEnd"/>
+      <w:proofErr w:type="gramEnd"/>
+      <w:r>
+        <w:t>("</w:t>
       </w:r>
       <w:proofErr w:type="spellStart"/>
       <w:r>
@@ -1578,43 +1946,7 @@
       </w:r>
       <w:proofErr w:type="spellEnd"/>
       <w:r>
-        <w:t>, free</w:t>
-      </w:r>
-    </w:p>
-    <w:p>
-      <w:r>
-        <w:t xml:space="preserve">                        String </w:t>
-      </w:r>
-      <w:proofErr w:type="spellStart"/>
-      <w:r>
-        <w:t>nombreEstacion</w:t>
-      </w:r>
-      <w:proofErr w:type="spellEnd"/>
-      <w:r>
-        <w:t xml:space="preserve"> =</w:t>
-      </w:r>
-    </w:p>
-    <w:p>
-      <w:r>
-        <w:t xml:space="preserve">                                </w:t>
-      </w:r>
-      <w:proofErr w:type="spellStart"/>
-      <w:proofErr w:type="gramStart"/>
-      <w:r>
-        <w:t>estacion.optString</w:t>
-      </w:r>
-      <w:proofErr w:type="spellEnd"/>
-      <w:proofErr w:type="gramEnd"/>
-      <w:r>
-        <w:t>("</w:t>
-      </w:r>
-      <w:proofErr w:type="spellStart"/>
-      <w:r>
-        <w:t>address</w:t>
-      </w:r>
-      <w:proofErr w:type="spellEnd"/>
-      <w:r>
-        <w:t>", "Sin nombre");</w:t>
+        <w:t>", -1);</w:t>
       </w:r>
     </w:p>
     <w:p>
@@ -1627,59 +1959,7 @@
       </w:r>
       <w:proofErr w:type="spellEnd"/>
       <w:r>
-        <w:t xml:space="preserve"> </w:t>
-      </w:r>
-      <w:proofErr w:type="spellStart"/>
-      <w:r>
-        <w:t>bicisDisponibles</w:t>
-      </w:r>
-      <w:proofErr w:type="spellEnd"/>
-      <w:r>
-        <w:t xml:space="preserve"> =</w:t>
-      </w:r>
-    </w:p>
-    <w:p>
-      <w:r>
-        <w:t xml:space="preserve">                                </w:t>
-      </w:r>
-      <w:proofErr w:type="spellStart"/>
-      <w:proofErr w:type="gramStart"/>
-      <w:r>
-        <w:t>estacion.optInt</w:t>
-      </w:r>
-      <w:proofErr w:type="spellEnd"/>
-      <w:proofErr w:type="gramEnd"/>
-      <w:r>
-        <w:t>("</w:t>
-      </w:r>
-      <w:proofErr w:type="spellStart"/>
-      <w:r>
-        <w:t>available</w:t>
-      </w:r>
-      <w:proofErr w:type="spellEnd"/>
-      <w:r>
-        <w:t>", -1);</w:t>
-      </w:r>
-    </w:p>
-    <w:p>
-      <w:r>
-        <w:t xml:space="preserve">                        </w:t>
-      </w:r>
-      <w:proofErr w:type="spellStart"/>
-      <w:r>
-        <w:t>int</w:t>
-      </w:r>
-      <w:proofErr w:type="spellEnd"/>
-      <w:r>
-        <w:t xml:space="preserve"> </w:t>
-      </w:r>
-      <w:proofErr w:type="spellStart"/>
-      <w:r>
-        <w:t>espaciosDisponibles</w:t>
-      </w:r>
-      <w:proofErr w:type="spellEnd"/>
-      <w:r>
-        <w:t xml:space="preserve"> =</w:t>
+        <w:t xml:space="preserve"> espaciosDisponibles =</w:t>
       </w:r>
     </w:p>
     <w:p>
@@ -1892,6 +2172,9 @@
         <w:t>}</w:t>
       </w:r>
       <w:r>
+        <w:rPr>
+          <w:noProof/>
+        </w:rPr>
         <w:drawing>
           <wp:inline distT="0" distB="0" distL="0" distR="0" wp14:anchorId="3CAB3C6D" wp14:editId="1039F9CB">
             <wp:extent cx="6154009" cy="1819529"/>
@@ -1934,9 +2217,10 @@
         <w:pStyle w:val="Ttulo2"/>
         <w:numPr>
           <w:ilvl w:val="0"/>
-          <w:numId w:val="5"/>
+          <w:numId w:val="6"/>
         </w:numPr>
       </w:pPr>
+      <w:bookmarkStart w:id="3" w:name="_Toc225078784"/>
       <w:r>
         <w:t xml:space="preserve">Captura de pantalla del proyecto subido en </w:t>
       </w:r>
@@ -1944,15 +2228,50 @@
       <w:r>
         <w:t>Github</w:t>
       </w:r>
-      <w:proofErr w:type="spellEnd"/>
-    </w:p>
-    <w:p>
-      <w:pPr>
-        <w:pStyle w:val="Ttulo2"/>
-      </w:pPr>
+      <w:bookmarkEnd w:id="3"/>
+      <w:proofErr w:type="spellEnd"/>
+    </w:p>
+    <w:p>
+      <w:r>
+        <w:drawing>
+          <wp:inline distT="0" distB="0" distL="0" distR="0" wp14:anchorId="30B4778D" wp14:editId="09002A8E">
+            <wp:extent cx="6188710" cy="2245360"/>
+            <wp:effectExtent l="0" t="0" r="2540" b="2540"/>
+            <wp:docPr id="443225135" name="Imagen 1"/>
+            <wp:cNvGraphicFramePr>
+              <a:graphicFrameLocks xmlns:a="http://schemas.openxmlformats.org/drawingml/2006/main" noChangeAspect="1"/>
+            </wp:cNvGraphicFramePr>
+            <a:graphic xmlns:a="http://schemas.openxmlformats.org/drawingml/2006/main">
+              <a:graphicData uri="http://schemas.openxmlformats.org/drawingml/2006/picture">
+                <pic:pic xmlns:pic="http://schemas.openxmlformats.org/drawingml/2006/picture">
+                  <pic:nvPicPr>
+                    <pic:cNvPr id="443225135" name=""/>
+                    <pic:cNvPicPr/>
+                  </pic:nvPicPr>
+                  <pic:blipFill>
+                    <a:blip r:embed="rId13"/>
+                    <a:stretch>
+                      <a:fillRect/>
+                    </a:stretch>
+                  </pic:blipFill>
+                  <pic:spPr>
+                    <a:xfrm>
+                      <a:off x="0" y="0"/>
+                      <a:ext cx="6188710" cy="2245360"/>
+                    </a:xfrm>
+                    <a:prstGeom prst="rect">
+                      <a:avLst/>
+                    </a:prstGeom>
+                  </pic:spPr>
+                </pic:pic>
+              </a:graphicData>
+            </a:graphic>
+          </wp:inline>
+        </w:drawing>
+      </w:r>
     </w:p>
     <w:sectPr>
-      <w:footerReference w:type="default" r:id="rId13"/>
+      <w:footerReference w:type="default" r:id="rId14"/>
       <w:pgSz w:w="11906" w:h="16838"/>
       <w:pgMar w:top="1440" w:right="1080" w:bottom="1440" w:left="1080" w:header="708" w:footer="708" w:gutter="0"/>
       <w:pgNumType w:start="0"/>
@@ -2285,6 +2604,92 @@
     </w:lvl>
   </w:abstractNum>
   <w:abstractNum w:abstractNumId="2" w15:restartNumberingAfterBreak="0">
+    <w:nsid w:val="39511B19"/>
+    <w:multiLevelType w:val="hybridMultilevel"/>
+    <w:tmpl w:val="C930BFA0"/>
+    <w:lvl w:ilvl="0" w:tplc="0C0A000F">
+      <w:start w:val="1"/>
+      <w:numFmt w:val="decimal"/>
+      <w:lvlText w:val="%1."/>
+      <w:lvlJc w:val="left"/>
+      <w:pPr>
+        <w:ind w:left="720" w:hanging="360"/>
+      </w:pPr>
+    </w:lvl>
+    <w:lvl w:ilvl="1" w:tplc="0C0A0019" w:tentative="1">
+      <w:start w:val="1"/>
+      <w:numFmt w:val="lowerLetter"/>
+      <w:lvlText w:val="%2."/>
+      <w:lvlJc w:val="left"/>
+      <w:pPr>
+        <w:ind w:left="1440" w:hanging="360"/>
+      </w:pPr>
+    </w:lvl>
+    <w:lvl w:ilvl="2" w:tplc="0C0A001B" w:tentative="1">
+      <w:start w:val="1"/>
+      <w:numFmt w:val="lowerRoman"/>
+      <w:lvlText w:val="%3."/>
+      <w:lvlJc w:val="right"/>
+      <w:pPr>
+        <w:ind w:left="2160" w:hanging="180"/>
+      </w:pPr>
+    </w:lvl>
+    <w:lvl w:ilvl="3" w:tplc="0C0A000F" w:tentative="1">
+      <w:start w:val="1"/>
+      <w:numFmt w:val="decimal"/>
+      <w:lvlText w:val="%4."/>
+      <w:lvlJc w:val="left"/>
+      <w:pPr>
+        <w:ind w:left="2880" w:hanging="360"/>
+      </w:pPr>
+    </w:lvl>
+    <w:lvl w:ilvl="4" w:tplc="0C0A0019" w:tentative="1">
+      <w:start w:val="1"/>
+      <w:numFmt w:val="lowerLetter"/>
+      <w:lvlText w:val="%5."/>
+      <w:lvlJc w:val="left"/>
+      <w:pPr>
+        <w:ind w:left="3600" w:hanging="360"/>
+      </w:pPr>
+    </w:lvl>
+    <w:lvl w:ilvl="5" w:tplc="0C0A001B" w:tentative="1">
+      <w:start w:val="1"/>
+      <w:numFmt w:val="lowerRoman"/>
+      <w:lvlText w:val="%6."/>
+      <w:lvlJc w:val="right"/>
+      <w:pPr>
+        <w:ind w:left="4320" w:hanging="180"/>
+      </w:pPr>
+    </w:lvl>
+    <w:lvl w:ilvl="6" w:tplc="0C0A000F" w:tentative="1">
+      <w:start w:val="1"/>
+      <w:numFmt w:val="decimal"/>
+      <w:lvlText w:val="%7."/>
+      <w:lvlJc w:val="left"/>
+      <w:pPr>
+        <w:ind w:left="5040" w:hanging="360"/>
+      </w:pPr>
+    </w:lvl>
+    <w:lvl w:ilvl="7" w:tplc="0C0A0019" w:tentative="1">
+      <w:start w:val="1"/>
+      <w:numFmt w:val="lowerLetter"/>
+      <w:lvlText w:val="%8."/>
+      <w:lvlJc w:val="left"/>
+      <w:pPr>
+        <w:ind w:left="5760" w:hanging="360"/>
+      </w:pPr>
+    </w:lvl>
+    <w:lvl w:ilvl="8" w:tplc="0C0A001B" w:tentative="1">
+      <w:start w:val="1"/>
+      <w:numFmt w:val="lowerRoman"/>
+      <w:lvlText w:val="%9."/>
+      <w:lvlJc w:val="right"/>
+      <w:pPr>
+        <w:ind w:left="6480" w:hanging="180"/>
+      </w:pPr>
+    </w:lvl>
+  </w:abstractNum>
+  <w:abstractNum w:abstractNumId="3" w15:restartNumberingAfterBreak="0">
     <w:nsid w:val="5D6A024C"/>
     <w:multiLevelType w:val="multilevel"/>
     <w:tmpl w:val="4E6A928C"/>
@@ -2424,7 +2829,7 @@
       </w:rPr>
     </w:lvl>
   </w:abstractNum>
-  <w:abstractNum w:abstractNumId="3" w15:restartNumberingAfterBreak="0">
+  <w:abstractNum w:abstractNumId="4" w15:restartNumberingAfterBreak="0">
     <w:nsid w:val="61B9404C"/>
     <w:multiLevelType w:val="multilevel"/>
     <w:tmpl w:val="B336CEAE"/>
@@ -2573,7 +2978,7 @@
       </w:rPr>
     </w:lvl>
   </w:abstractNum>
-  <w:abstractNum w:abstractNumId="4" w15:restartNumberingAfterBreak="0">
+  <w:abstractNum w:abstractNumId="5" w15:restartNumberingAfterBreak="0">
     <w:nsid w:val="64C80B0C"/>
     <w:multiLevelType w:val="hybridMultilevel"/>
     <w:tmpl w:val="1E0C31CC"/>
@@ -2660,7 +3065,7 @@
     </w:lvl>
   </w:abstractNum>
   <w:num w:numId="1" w16cid:durableId="1358896275">
-    <w:abstractNumId w:val="3"/>
+    <w:abstractNumId w:val="4"/>
   </w:num>
   <w:num w:numId="2" w16cid:durableId="1262295481">
     <w:abstractNumId w:val="0"/>
@@ -2669,9 +3074,12 @@
     <w:abstractNumId w:val="1"/>
   </w:num>
   <w:num w:numId="4" w16cid:durableId="1206913810">
-    <w:abstractNumId w:val="4"/>
+    <w:abstractNumId w:val="5"/>
   </w:num>
   <w:num w:numId="5" w16cid:durableId="1310135897">
+    <w:abstractNumId w:val="3"/>
+  </w:num>
+  <w:num w:numId="6" w16cid:durableId="2009091845">
     <w:abstractNumId w:val="2"/>
   </w:num>
 </w:numbering>
@@ -3279,6 +3687,7 @@
   <w:style w:type="character" w:default="1" w:styleId="Fuentedeprrafopredeter">
     <w:name w:val="Default Paragraph Font"/>
     <w:uiPriority w:val="1"/>
+    <w:semiHidden/>
     <w:unhideWhenUsed/>
   </w:style>
   <w:style w:type="table" w:default="1" w:styleId="Tablanormal">
@@ -3673,6 +4082,42 @@
     <w:uiPriority w:val="99"/>
     <w:rsid w:val="002C381C"/>
   </w:style>
+  <w:style w:type="paragraph" w:styleId="TDC1">
+    <w:name w:val="toc 1"/>
+    <w:basedOn w:val="Normal"/>
+    <w:next w:val="Normal"/>
+    <w:autoRedefine/>
+    <w:uiPriority w:val="39"/>
+    <w:unhideWhenUsed/>
+    <w:rsid w:val="00B67ACC"/>
+    <w:pPr>
+      <w:spacing w:after="100"/>
+    </w:pPr>
+  </w:style>
+  <w:style w:type="paragraph" w:styleId="TDC2">
+    <w:name w:val="toc 2"/>
+    <w:basedOn w:val="Normal"/>
+    <w:next w:val="Normal"/>
+    <w:autoRedefine/>
+    <w:uiPriority w:val="39"/>
+    <w:unhideWhenUsed/>
+    <w:rsid w:val="00B67ACC"/>
+    <w:pPr>
+      <w:spacing w:after="100"/>
+      <w:ind w:left="240"/>
+    </w:pPr>
+  </w:style>
+  <w:style w:type="character" w:styleId="Hipervnculo">
+    <w:name w:val="Hyperlink"/>
+    <w:basedOn w:val="Fuentedeprrafopredeter"/>
+    <w:uiPriority w:val="99"/>
+    <w:unhideWhenUsed/>
+    <w:rsid w:val="00B67ACC"/>
+    <w:rPr>
+      <w:color w:val="467886" w:themeColor="hyperlink"/>
+      <w:u w:val="single"/>
+    </w:rPr>
+  </w:style>
 </w:styles>
 </file>
 
